--- a/docs/用户操作手册.docx
+++ b/docs/用户操作手册.docx
@@ -78,6 +78,14 @@
         <w:pStyle w:val="ListBullet"/>
       </w:pPr>
       <w:r>
+        <w:t>[流程示意图](#流程示意图)</w:t>
+      </w:r>
+    </w:p>
+    <w:p>
+      <w:pPr>
+        <w:pStyle w:val="ListBullet"/>
+      </w:pPr>
+      <w:r>
         <w:t>[学生操作指南](#学生操作指南)</w:t>
       </w:r>
     </w:p>
@@ -95,6 +103,14 @@
       </w:pPr>
       <w:r>
         <w:t>[辅导员操作指南](#辅导员操作指南)</w:t>
+      </w:r>
+    </w:p>
+    <w:p>
+      <w:pPr>
+        <w:pStyle w:val="ListBullet"/>
+      </w:pPr>
+      <w:r>
+        <w:t>[管理员操作指南](#管理员操作指南)</w:t>
       </w:r>
     </w:p>
     <w:p>
@@ -244,6 +260,483 @@
         <w:t>**学工部：** 查看所有审批记录（存档）</w:t>
       </w:r>
     </w:p>
+    <w:p/>
+    <w:p>
+      <w:r>
+        <w:t>__________________________________________________</w:t>
+      </w:r>
+    </w:p>
+    <w:p/>
+    <w:p>
+      <w:pPr>
+        <w:pStyle w:val="Heading2"/>
+        <w:jc w:val="left"/>
+      </w:pPr>
+      <w:r>
+        <w:t>流程示意图</w:t>
+      </w:r>
+    </w:p>
+    <w:p/>
+    <w:p>
+      <w:pPr>
+        <w:pStyle w:val="Heading3"/>
+        <w:jc w:val="left"/>
+      </w:pPr>
+      <w:r>
+        <w:t>学生操作流程</w:t>
+      </w:r>
+    </w:p>
+    <w:p/>
+    <w:p>
+      <w:pPr>
+        <w:pStyle w:val="NoSpacing"/>
+      </w:pPr>
+      <w:r>
+        <w:rPr>
+          <w:rFonts w:ascii="Consolas" w:hAnsi="Consolas"/>
+          <w:sz w:val="18"/>
+        </w:rPr>
+        <w:t>┌─────────────────────────────────────────────────────────────┐</w:t>
+        <w:br/>
+        <w:t>│                      学生离校申请流程                        │</w:t>
+        <w:br/>
+        <w:t>└─────────────────────────────────────────────────────────────┘</w:t>
+        <w:br/>
+        <w:br/>
+        <w:t xml:space="preserve">    ┌───────────┐</w:t>
+        <w:br/>
+        <w:t xml:space="preserve">    │ 学生登录   │</w:t>
+        <w:br/>
+        <w:t xml:space="preserve">    └─────┬─────┘</w:t>
+        <w:br/>
+        <w:t xml:space="preserve">          │</w:t>
+        <w:br/>
+        <w:t xml:space="preserve">          ▼</w:t>
+        <w:br/>
+        <w:t xml:space="preserve">    ┌───────────┐</w:t>
+        <w:br/>
+        <w:t xml:space="preserve">    │ 填写申请表 │</w:t>
+        <w:br/>
+        <w:t xml:space="preserve">    │ - 离校原因 │</w:t>
+        <w:br/>
+        <w:t xml:space="preserve">    │ - 离校日期 │</w:t>
+        <w:br/>
+        <w:t xml:space="preserve">    └─────┬─────┘</w:t>
+        <w:br/>
+        <w:t xml:space="preserve">          │</w:t>
+        <w:br/>
+        <w:t xml:space="preserve">          ▼</w:t>
+        <w:br/>
+        <w:t xml:space="preserve">    ┌───────────┐</w:t>
+        <w:br/>
+        <w:t xml:space="preserve">    │ 提交申请   │</w:t>
+        <w:br/>
+        <w:t xml:space="preserve">    └─────┬─────┘</w:t>
+        <w:br/>
+        <w:t xml:space="preserve">          │</w:t>
+        <w:br/>
+        <w:t xml:space="preserve">          ▼</w:t>
+        <w:br/>
+        <w:t xml:space="preserve">    ┌─────────────────┐</w:t>
+        <w:br/>
+        <w:t xml:space="preserve">    │ 等待宿管员审批   │</w:t>
+        <w:br/>
+        <w:t xml:space="preserve">    └─────┬───────────┘</w:t>
+        <w:br/>
+        <w:t xml:space="preserve">          │</w:t>
+        <w:br/>
+        <w:t xml:space="preserve">          ▼</w:t>
+        <w:br/>
+        <w:t xml:space="preserve">    ┌─────────────────┐</w:t>
+        <w:br/>
+        <w:t xml:space="preserve">    │ 等待辅导员审批   │</w:t>
+        <w:br/>
+        <w:t xml:space="preserve">    └─────┬───────────┘</w:t>
+        <w:br/>
+        <w:t xml:space="preserve">          │</w:t>
+        <w:br/>
+        <w:t xml:space="preserve">          ▼</w:t>
+        <w:br/>
+        <w:t xml:space="preserve">    ┌───────────┐</w:t>
+        <w:br/>
+        <w:t xml:space="preserve">    │ 查看结果   │</w:t>
+        <w:br/>
+        <w:t xml:space="preserve">    └─────┬─────┘</w:t>
+        <w:br/>
+        <w:t xml:space="preserve">          │</w:t>
+        <w:br/>
+        <w:t xml:space="preserve">     ┌────┴────┐</w:t>
+        <w:br/>
+        <w:t xml:space="preserve">     │         │</w:t>
+        <w:br/>
+        <w:t xml:space="preserve">     ▼         ▼</w:t>
+        <w:br/>
+        <w:t>┌────────┐ ┌────────┐</w:t>
+        <w:br/>
+        <w:t>│审批通过│ │已驳回  │</w:t>
+        <w:br/>
+        <w:t>│可离校  │ │查看原因│</w:t>
+        <w:br/>
+        <w:t>└────────┘ └────┬───┘</w:t>
+        <w:br/>
+        <w:t xml:space="preserve">                │</w:t>
+        <w:br/>
+        <w:t xml:space="preserve">                ▼</w:t>
+        <w:br/>
+        <w:t xml:space="preserve">           ┌─────────┐</w:t>
+        <w:br/>
+        <w:t xml:space="preserve">           │ 重新提交 │</w:t>
+        <w:br/>
+        <w:t xml:space="preserve">           └─────────┘</w:t>
+      </w:r>
+    </w:p>
+    <w:p/>
+    <w:p>
+      <w:pPr>
+        <w:pStyle w:val="Heading3"/>
+        <w:jc w:val="left"/>
+      </w:pPr>
+      <w:r>
+        <w:t>宿管员操作流程</w:t>
+      </w:r>
+    </w:p>
+    <w:p/>
+    <w:p>
+      <w:pPr>
+        <w:pStyle w:val="NoSpacing"/>
+      </w:pPr>
+      <w:r>
+        <w:rPr>
+          <w:rFonts w:ascii="Consolas" w:hAnsi="Consolas"/>
+          <w:sz w:val="18"/>
+        </w:rPr>
+        <w:t>┌─────────────────────────────────────────────────────────────┐</w:t>
+        <w:br/>
+        <w:t>│                    宿管员审批流程                            │</w:t>
+        <w:br/>
+        <w:t>└─────────────────────────────────────────────────────────────┘</w:t>
+        <w:br/>
+        <w:br/>
+        <w:t xml:space="preserve">    ┌───────────┐</w:t>
+        <w:br/>
+        <w:t xml:space="preserve">    │宿管员登录  │</w:t>
+        <w:br/>
+        <w:t xml:space="preserve">    └─────┬─────┘</w:t>
+        <w:br/>
+        <w:t xml:space="preserve">          │</w:t>
+        <w:br/>
+        <w:t xml:space="preserve">          ▼</w:t>
+        <w:br/>
+        <w:t xml:space="preserve">    ┌───────────────┐</w:t>
+        <w:br/>
+        <w:t xml:space="preserve">    │ 查看待审批列表 │</w:t>
+        <w:br/>
+        <w:t xml:space="preserve">    │ (本楼栋学生)  │</w:t>
+        <w:br/>
+        <w:t xml:space="preserve">    └─────┬─────────┘</w:t>
+        <w:br/>
+        <w:t xml:space="preserve">          │</w:t>
+        <w:br/>
+        <w:t xml:space="preserve">          ▼</w:t>
+        <w:br/>
+        <w:t xml:space="preserve">    ┌───────────────┐</w:t>
+        <w:br/>
+        <w:t xml:space="preserve">    │ 查看申请详情   │</w:t>
+        <w:br/>
+        <w:t xml:space="preserve">    │ - 学生信息     │</w:t>
+        <w:br/>
+        <w:t xml:space="preserve">    │ - 离校原因     │</w:t>
+        <w:br/>
+        <w:t xml:space="preserve">    │ - 宿舍楼栋     │</w:t>
+        <w:br/>
+        <w:t xml:space="preserve">    └─────┬─────────┘</w:t>
+        <w:br/>
+        <w:t xml:space="preserve">          │</w:t>
+        <w:br/>
+        <w:t xml:space="preserve">          ▼</w:t>
+        <w:br/>
+        <w:t xml:space="preserve">    ┌─────────────────┐</w:t>
+        <w:br/>
+        <w:t xml:space="preserve">    │ 核实宿舍情况     │</w:t>
+        <w:br/>
+        <w:t xml:space="preserve">    │ - 物品清理       │</w:t>
+        <w:br/>
+        <w:t xml:space="preserve">    │ - 设施损坏       │</w:t>
+        <w:br/>
+        <w:t xml:space="preserve">    │ - 费用缴纳       │</w:t>
+        <w:br/>
+        <w:t xml:space="preserve">    └─────┬───────────┘</w:t>
+        <w:br/>
+        <w:t xml:space="preserve">          │</w:t>
+        <w:br/>
+        <w:t xml:space="preserve">     ┌────┴────┐</w:t>
+        <w:br/>
+        <w:t xml:space="preserve">     │         │</w:t>
+        <w:br/>
+        <w:t xml:space="preserve">     ▼         ▼</w:t>
+        <w:br/>
+        <w:t>┌────────┐ ┌────────┐</w:t>
+        <w:br/>
+        <w:t>│审批通过│ │ 驳回   │</w:t>
+        <w:br/>
+        <w:t>│填写意见│ │说明原因│</w:t>
+        <w:br/>
+        <w:t>└────┬───┘ └────┬───┘</w:t>
+        <w:br/>
+        <w:t xml:space="preserve">     │          │</w:t>
+        <w:br/>
+        <w:t xml:space="preserve">     └────┬─────┘</w:t>
+        <w:br/>
+        <w:t xml:space="preserve">          │</w:t>
+        <w:br/>
+        <w:t xml:space="preserve">          ▼</w:t>
+        <w:br/>
+        <w:t xml:space="preserve">    ┌──────────────┐</w:t>
+        <w:br/>
+        <w:t xml:space="preserve">    │ 提交审批结果  │</w:t>
+        <w:br/>
+        <w:t xml:space="preserve">    └──────┬───────┘</w:t>
+        <w:br/>
+        <w:t xml:space="preserve">           │</w:t>
+        <w:br/>
+        <w:t xml:space="preserve">           ▼</w:t>
+        <w:br/>
+        <w:t xml:space="preserve">    ┌──────────────────┐</w:t>
+        <w:br/>
+        <w:t xml:space="preserve">    │ 流转到辅导员审批  │</w:t>
+        <w:br/>
+        <w:t xml:space="preserve">    │ (通过时)         │</w:t>
+        <w:br/>
+        <w:t xml:space="preserve">    └──────────────────┘</w:t>
+        <w:br/>
+        <w:br/>
+        <w:t>注：多宿管员协同时，任意一人审批即可</w:t>
+      </w:r>
+    </w:p>
+    <w:p/>
+    <w:p>
+      <w:pPr>
+        <w:pStyle w:val="Heading3"/>
+        <w:jc w:val="left"/>
+      </w:pPr>
+      <w:r>
+        <w:t>辅导员操作流程</w:t>
+      </w:r>
+    </w:p>
+    <w:p/>
+    <w:p>
+      <w:pPr>
+        <w:pStyle w:val="NoSpacing"/>
+      </w:pPr>
+      <w:r>
+        <w:rPr>
+          <w:rFonts w:ascii="Consolas" w:hAnsi="Consolas"/>
+          <w:sz w:val="18"/>
+        </w:rPr>
+        <w:t>┌─────────────────────────────────────────────────────────────┐</w:t>
+        <w:br/>
+        <w:t>│                    辅导员审批流程                            │</w:t>
+        <w:br/>
+        <w:t>└─────────────────────────────────────────────────────────────┘</w:t>
+        <w:br/>
+        <w:br/>
+        <w:t xml:space="preserve">    ┌───────────┐</w:t>
+        <w:br/>
+        <w:t xml:space="preserve">    │辅导员登录  │</w:t>
+        <w:br/>
+        <w:t xml:space="preserve">    └─────┬─────┘</w:t>
+        <w:br/>
+        <w:t xml:space="preserve">          │</w:t>
+        <w:br/>
+        <w:t xml:space="preserve">          ▼</w:t>
+        <w:br/>
+        <w:t xml:space="preserve">    ┌───────────────┐</w:t>
+        <w:br/>
+        <w:t xml:space="preserve">    │ 查看待审批列表 │</w:t>
+        <w:br/>
+        <w:t xml:space="preserve">    │ (本学院学生)  │</w:t>
+        <w:br/>
+        <w:t xml:space="preserve">    └─────┬─────────┘</w:t>
+        <w:br/>
+        <w:t xml:space="preserve">          │</w:t>
+        <w:br/>
+        <w:t xml:space="preserve">          ▼</w:t>
+        <w:br/>
+        <w:t xml:space="preserve">    ┌───────────────┐</w:t>
+        <w:br/>
+        <w:t xml:space="preserve">    │ 查看申请详情   │</w:t>
+        <w:br/>
+        <w:t xml:space="preserve">    │ - 学生信息     │</w:t>
+        <w:br/>
+        <w:t xml:space="preserve">    │ - 宿管员意见   │</w:t>
+        <w:br/>
+        <w:t xml:space="preserve">    │ - 离校原因     │</w:t>
+        <w:br/>
+        <w:t xml:space="preserve">    └─────┬─────────┘</w:t>
+        <w:br/>
+        <w:t xml:space="preserve">          │</w:t>
+        <w:br/>
+        <w:t xml:space="preserve">          ▼</w:t>
+        <w:br/>
+        <w:t xml:space="preserve">    ┌─────────────────┐</w:t>
+        <w:br/>
+        <w:t xml:space="preserve">    │ 核实档案情况     │</w:t>
+        <w:br/>
+        <w:t xml:space="preserve">    │ - 学籍档案       │</w:t>
+        <w:br/>
+        <w:t xml:space="preserve">    │ - 图书归还       │</w:t>
+        <w:br/>
+        <w:t xml:space="preserve">    │ - 实验室欠款     │</w:t>
+        <w:br/>
+        <w:t xml:space="preserve">    │ - 毕业手续       │</w:t>
+        <w:br/>
+        <w:t xml:space="preserve">    └─────┬───────────┘</w:t>
+        <w:br/>
+        <w:t xml:space="preserve">          │</w:t>
+        <w:br/>
+        <w:t xml:space="preserve">     ┌────┴────┐</w:t>
+        <w:br/>
+        <w:t xml:space="preserve">     │         │</w:t>
+        <w:br/>
+        <w:t xml:space="preserve">     ▼         ▼</w:t>
+        <w:br/>
+        <w:t>┌────────┐ ┌────────┐</w:t>
+        <w:br/>
+        <w:t>│审批通过│ │ 驳回   │</w:t>
+        <w:br/>
+        <w:t>│填写意见│ │说明原因│</w:t>
+        <w:br/>
+        <w:t>└────┬───┘ └────┬───┘</w:t>
+        <w:br/>
+        <w:t xml:space="preserve">     │          │</w:t>
+        <w:br/>
+        <w:t xml:space="preserve">     └────┬─────┘</w:t>
+        <w:br/>
+        <w:t xml:space="preserve">          │</w:t>
+        <w:br/>
+        <w:t xml:space="preserve">          ▼</w:t>
+        <w:br/>
+        <w:t xml:space="preserve">    ┌──────────────┐</w:t>
+        <w:br/>
+        <w:t xml:space="preserve">    │ 提交审批结果  │</w:t>
+        <w:br/>
+        <w:t xml:space="preserve">    └──────┬───────┘</w:t>
+        <w:br/>
+        <w:t xml:space="preserve">           │</w:t>
+        <w:br/>
+        <w:t xml:space="preserve">           ▼</w:t>
+        <w:br/>
+        <w:t xml:space="preserve">    ┌──────────────┐</w:t>
+        <w:br/>
+        <w:t xml:space="preserve">    │ 申请审批完成  │</w:t>
+        <w:br/>
+        <w:t xml:space="preserve">    └──────────────┘</w:t>
+      </w:r>
+    </w:p>
+    <w:p/>
+    <w:p>
+      <w:pPr>
+        <w:pStyle w:val="Heading3"/>
+        <w:jc w:val="left"/>
+      </w:pPr>
+      <w:r>
+        <w:t>管理员操作流程</w:t>
+      </w:r>
+    </w:p>
+    <w:p/>
+    <w:p>
+      <w:pPr>
+        <w:pStyle w:val="NoSpacing"/>
+      </w:pPr>
+      <w:r>
+        <w:rPr>
+          <w:rFonts w:ascii="Consolas" w:hAnsi="Consolas"/>
+          <w:sz w:val="18"/>
+        </w:rPr>
+        <w:t>┌─────────────────────────────────────────────────────────────┐</w:t>
+        <w:br/>
+        <w:t>│                    管理员查询流程                            │</w:t>
+        <w:br/>
+        <w:t>└─────────────────────────────────────────────────────────────┘</w:t>
+        <w:br/>
+        <w:br/>
+        <w:t xml:space="preserve">    ┌───────────┐</w:t>
+        <w:br/>
+        <w:t xml:space="preserve">    │ 管理员登录 │</w:t>
+        <w:br/>
+        <w:t xml:space="preserve">    └─────┬─────┘</w:t>
+        <w:br/>
+        <w:t xml:space="preserve">          │</w:t>
+        <w:br/>
+        <w:t xml:space="preserve">          ▼</w:t>
+        <w:br/>
+        <w:t xml:space="preserve">    ┌───────────────────┐</w:t>
+        <w:br/>
+        <w:t xml:space="preserve">    │ 选择查询功能       │</w:t>
+        <w:br/>
+        <w:t xml:space="preserve">    └─────┬─────────────┘</w:t>
+        <w:br/>
+        <w:t xml:space="preserve">          │</w:t>
+        <w:br/>
+        <w:t xml:space="preserve">     ┌────┴──────────────────┐</w:t>
+        <w:br/>
+        <w:t xml:space="preserve">     │                       │</w:t>
+        <w:br/>
+        <w:t xml:space="preserve">     ▼                       ▼</w:t>
+        <w:br/>
+        <w:t>┌──────────────┐      ┌──────────────┐</w:t>
+        <w:br/>
+        <w:t>│ 查询所有申请  │      │ 查询审批记录  │</w:t>
+        <w:br/>
+        <w:t>│ - 按状态筛选  │      │ - 按时间筛选  │</w:t>
+        <w:br/>
+        <w:t>│ - 按学院筛选  │      │ - 按楼栋筛选  │</w:t>
+        <w:br/>
+        <w:t>│ - 按时间筛选  │      │ - 按审批人筛选│</w:t>
+        <w:br/>
+        <w:t>└──────┬───────┘      └──────┬───────┘</w:t>
+        <w:br/>
+        <w:t xml:space="preserve">       │                     │</w:t>
+        <w:br/>
+        <w:t xml:space="preserve">       ▼                     ▼</w:t>
+        <w:br/>
+        <w:t>┌──────────────┐      ┌──────────────┐</w:t>
+        <w:br/>
+        <w:t>│ 查看申请详情  │      │ 查看审批详情  │</w:t>
+        <w:br/>
+        <w:t>│ - 学生信息    │      │ - 审批意见    │</w:t>
+        <w:br/>
+        <w:t>│ - 审批记录    │      │ - 审批时间    │</w:t>
+        <w:br/>
+        <w:t>│ - 当前状态    │      │ - 审批结果    │</w:t>
+        <w:br/>
+        <w:t>└──────┬───────┘      └──────┬───────┘</w:t>
+        <w:br/>
+        <w:t xml:space="preserve">       │                     │</w:t>
+        <w:br/>
+        <w:t xml:space="preserve">       └──────────┬──────────┘</w:t>
+        <w:br/>
+        <w:t xml:space="preserve">                  │</w:t>
+        <w:br/>
+        <w:t xml:space="preserve">                  ▼</w:t>
+        <w:br/>
+        <w:t xml:space="preserve">           ┌──────────────┐</w:t>
+        <w:br/>
+        <w:t xml:space="preserve">           │ 导出统计报表  │</w:t>
+        <w:br/>
+        <w:t xml:space="preserve">           │ (可选)       │</w:t>
+        <w:br/>
+        <w:t xml:space="preserve">           └──────────────┘</w:t>
+      </w:r>
+    </w:p>
+    <w:p/>
+    <w:p>
+      <w:r>
+        <w:t>__________________________________________________</w:t>
+      </w:r>
+    </w:p>
+    <w:p/>
+    <w:p/>
     <w:p/>
     <w:p>
       <w:r>
@@ -2389,6 +2882,978 @@
       </w:r>
       <w:r/>
     </w:p>
+    <w:p/>
+    <w:p>
+      <w:r>
+        <w:t>__________________________________________________</w:t>
+      </w:r>
+    </w:p>
+    <w:p/>
+    <w:p>
+      <w:pPr>
+        <w:pStyle w:val="Heading2"/>
+        <w:jc w:val="left"/>
+      </w:pPr>
+      <w:r>
+        <w:t>管理员操作指南</w:t>
+      </w:r>
+    </w:p>
+    <w:p/>
+    <w:p>
+      <w:pPr>
+        <w:pStyle w:val="Heading3"/>
+        <w:jc w:val="left"/>
+      </w:pPr>
+      <w:r>
+        <w:t>1. 登录系统</w:t>
+      </w:r>
+    </w:p>
+    <w:p/>
+    <w:p>
+      <w:r>
+        <w:rPr>
+          <w:b/>
+        </w:rPr>
+        <w:t>操作步骤：</w:t>
+      </w:r>
+    </w:p>
+    <w:p/>
+    <w:p>
+      <w:pPr>
+        <w:pStyle w:val="ListBullet"/>
+      </w:pPr>
+      <w:r>
+        <w:t>打开系统登录页面</w:t>
+      </w:r>
+    </w:p>
+    <w:p>
+      <w:pPr>
+        <w:pStyle w:val="ListBullet"/>
+      </w:pPr>
+      <w:r>
+        <w:t>输入工号（如：D001）</w:t>
+      </w:r>
+    </w:p>
+    <w:p>
+      <w:pPr>
+        <w:pStyle w:val="ListBullet"/>
+      </w:pPr>
+      <w:r>
+        <w:t>输入密码（初始密码为工号）</w:t>
+      </w:r>
+    </w:p>
+    <w:p>
+      <w:pPr>
+        <w:pStyle w:val="ListBullet"/>
+      </w:pPr>
+      <w:r>
+        <w:t>点击【登录】按钮</w:t>
+      </w:r>
+    </w:p>
+    <w:p/>
+    <w:p>
+      <w:r>
+        <w:rPr>
+          <w:b/>
+        </w:rPr>
+        <w:t>界面说明：</w:t>
+      </w:r>
+    </w:p>
+    <w:p/>
+    <w:p>
+      <w:r>
+        <w:rPr>
+          <w:i/>
+          <w:color w:val="FF0000"/>
+        </w:rPr>
+        <w:t>[截图占位符: 管理员登录界面]</w:t>
+      </w:r>
+    </w:p>
+    <w:p>
+      <w:r>
+        <w:rPr>
+          <w:color w:val="808080"/>
+          <w:sz w:val="18"/>
+        </w:rPr>
+        <w:t>图片路径: screenshots/admin-login.png</w:t>
+      </w:r>
+    </w:p>
+    <w:p/>
+    <w:p>
+      <w:r/>
+      <w:r>
+        <w:rPr>
+          <w:i/>
+        </w:rPr>
+        <w:t>图15：管理员登录界面</w:t>
+      </w:r>
+      <w:r/>
+    </w:p>
+    <w:p/>
+    <w:p>
+      <w:pPr>
+        <w:pStyle w:val="Heading3"/>
+        <w:jc w:val="left"/>
+      </w:pPr>
+      <w:r>
+        <w:t>2. 查询所有申请</w:t>
+      </w:r>
+    </w:p>
+    <w:p/>
+    <w:p>
+      <w:r>
+        <w:rPr>
+          <w:b/>
+        </w:rPr>
+        <w:t>操作步骤：</w:t>
+      </w:r>
+    </w:p>
+    <w:p/>
+    <w:p>
+      <w:pPr>
+        <w:pStyle w:val="ListBullet"/>
+      </w:pPr>
+      <w:r>
+        <w:t>登录后进入【申请管理】页面</w:t>
+      </w:r>
+    </w:p>
+    <w:p>
+      <w:pPr>
+        <w:pStyle w:val="ListBullet"/>
+      </w:pPr>
+      <w:r>
+        <w:t>查看所有学生的离校申请列表</w:t>
+      </w:r>
+    </w:p>
+    <w:p>
+      <w:pPr>
+        <w:pStyle w:val="ListBullet"/>
+      </w:pPr>
+      <w:r>
+        <w:t>可按条件筛选：</w:t>
+      </w:r>
+    </w:p>
+    <w:p>
+      <w:pPr>
+        <w:pStyle w:val="ListBullet"/>
+      </w:pPr>
+      <w:r>
+        <w:t>状态：待审批/已通过/已驳回/全部</w:t>
+      </w:r>
+    </w:p>
+    <w:p>
+      <w:pPr>
+        <w:pStyle w:val="ListBullet"/>
+      </w:pPr>
+      <w:r>
+        <w:t>学院：计算机学院/软件学院/全部</w:t>
+      </w:r>
+    </w:p>
+    <w:p>
+      <w:pPr>
+        <w:pStyle w:val="ListBullet"/>
+      </w:pPr>
+      <w:r>
+        <w:t>时间范围：选择日期区间</w:t>
+      </w:r>
+    </w:p>
+    <w:p/>
+    <w:p>
+      <w:r>
+        <w:rPr>
+          <w:b/>
+        </w:rPr>
+        <w:t>界面说明：</w:t>
+      </w:r>
+    </w:p>
+    <w:p/>
+    <w:p>
+      <w:r>
+        <w:rPr>
+          <w:i/>
+          <w:color w:val="FF0000"/>
+        </w:rPr>
+        <w:t>[截图占位符: 管理员申请列表]</w:t>
+      </w:r>
+    </w:p>
+    <w:p>
+      <w:r>
+        <w:rPr>
+          <w:color w:val="808080"/>
+          <w:sz w:val="18"/>
+        </w:rPr>
+        <w:t>图片路径: screenshots/admin-application-list.png</w:t>
+      </w:r>
+    </w:p>
+    <w:p/>
+    <w:p>
+      <w:r/>
+      <w:r>
+        <w:rPr>
+          <w:i/>
+        </w:rPr>
+        <w:t>图16：管理员申请列表界面</w:t>
+      </w:r>
+      <w:r/>
+    </w:p>
+    <w:p/>
+    <w:p>
+      <w:r>
+        <w:rPr>
+          <w:b/>
+        </w:rPr>
+        <w:t>列表信息：</w:t>
+      </w:r>
+    </w:p>
+    <w:p>
+      <w:pPr>
+        <w:pStyle w:val="ListBullet"/>
+      </w:pPr>
+      <w:r>
+        <w:t>学生姓名</w:t>
+      </w:r>
+    </w:p>
+    <w:p>
+      <w:pPr>
+        <w:pStyle w:val="ListBullet"/>
+      </w:pPr>
+      <w:r>
+        <w:t>学号</w:t>
+      </w:r>
+    </w:p>
+    <w:p>
+      <w:pPr>
+        <w:pStyle w:val="ListBullet"/>
+      </w:pPr>
+      <w:r>
+        <w:t>班级</w:t>
+      </w:r>
+    </w:p>
+    <w:p>
+      <w:pPr>
+        <w:pStyle w:val="ListBullet"/>
+      </w:pPr>
+      <w:r>
+        <w:t>学院</w:t>
+      </w:r>
+    </w:p>
+    <w:p>
+      <w:pPr>
+        <w:pStyle w:val="ListBullet"/>
+      </w:pPr>
+      <w:r>
+        <w:t>宿舍楼栋</w:t>
+      </w:r>
+    </w:p>
+    <w:p>
+      <w:pPr>
+        <w:pStyle w:val="ListBullet"/>
+      </w:pPr>
+      <w:r>
+        <w:t>申请时间</w:t>
+      </w:r>
+    </w:p>
+    <w:p>
+      <w:pPr>
+        <w:pStyle w:val="ListBullet"/>
+      </w:pPr>
+      <w:r>
+        <w:t>当前状态</w:t>
+      </w:r>
+    </w:p>
+    <w:p>
+      <w:pPr>
+        <w:pStyle w:val="ListBullet"/>
+      </w:pPr>
+      <w:r>
+        <w:t>操作按钮</w:t>
+      </w:r>
+    </w:p>
+    <w:p/>
+    <w:p>
+      <w:r>
+        <w:rPr>
+          <w:b/>
+        </w:rPr>
+        <w:t>筛选功能：</w:t>
+      </w:r>
+    </w:p>
+    <w:p>
+      <w:pPr>
+        <w:pStyle w:val="ListBullet"/>
+      </w:pPr>
+      <w:r>
+        <w:t>【待审批】：显示所有待审批的申请</w:t>
+      </w:r>
+    </w:p>
+    <w:p>
+      <w:pPr>
+        <w:pStyle w:val="ListBullet"/>
+      </w:pPr>
+      <w:r>
+        <w:t>【审批中】：显示正在审批流程中的申请</w:t>
+      </w:r>
+    </w:p>
+    <w:p>
+      <w:pPr>
+        <w:pStyle w:val="ListBullet"/>
+      </w:pPr>
+      <w:r>
+        <w:t>【已完成】：显示已通过或已驳回的申请</w:t>
+      </w:r>
+    </w:p>
+    <w:p>
+      <w:pPr>
+        <w:pStyle w:val="ListBullet"/>
+      </w:pPr>
+      <w:r>
+        <w:t>【全部】：显示所有申请</w:t>
+      </w:r>
+    </w:p>
+    <w:p/>
+    <w:p>
+      <w:pPr>
+        <w:pStyle w:val="Heading3"/>
+        <w:jc w:val="left"/>
+      </w:pPr>
+      <w:r>
+        <w:t>3. 查看申请详情</w:t>
+      </w:r>
+    </w:p>
+    <w:p/>
+    <w:p>
+      <w:r>
+        <w:rPr>
+          <w:b/>
+        </w:rPr>
+        <w:t>操作步骤：</w:t>
+      </w:r>
+    </w:p>
+    <w:p/>
+    <w:p>
+      <w:pPr>
+        <w:pStyle w:val="ListBullet"/>
+      </w:pPr>
+      <w:r>
+        <w:t>在申请列表中点击某个申请</w:t>
+      </w:r>
+    </w:p>
+    <w:p>
+      <w:pPr>
+        <w:pStyle w:val="ListBullet"/>
+      </w:pPr>
+      <w:r>
+        <w:t>进入申请详情页面</w:t>
+      </w:r>
+    </w:p>
+    <w:p>
+      <w:pPr>
+        <w:pStyle w:val="ListBullet"/>
+      </w:pPr>
+      <w:r>
+        <w:t>查看完整的审批记录</w:t>
+      </w:r>
+    </w:p>
+    <w:p/>
+    <w:p>
+      <w:r>
+        <w:rPr>
+          <w:b/>
+        </w:rPr>
+        <w:t>界面说明：</w:t>
+      </w:r>
+    </w:p>
+    <w:p/>
+    <w:p>
+      <w:r>
+        <w:rPr>
+          <w:i/>
+          <w:color w:val="FF0000"/>
+        </w:rPr>
+        <w:t>[截图占位符: 管理员申请详情]</w:t>
+      </w:r>
+    </w:p>
+    <w:p>
+      <w:r>
+        <w:rPr>
+          <w:color w:val="808080"/>
+          <w:sz w:val="18"/>
+        </w:rPr>
+        <w:t>图片路径: screenshots/admin-application-detail.png</w:t>
+      </w:r>
+    </w:p>
+    <w:p/>
+    <w:p>
+      <w:r/>
+      <w:r>
+        <w:rPr>
+          <w:i/>
+        </w:rPr>
+        <w:t>图17：管理员申请详情页面</w:t>
+      </w:r>
+      <w:r/>
+    </w:p>
+    <w:p/>
+    <w:p>
+      <w:r>
+        <w:rPr>
+          <w:b/>
+        </w:rPr>
+        <w:t>详情页面包含：</w:t>
+      </w:r>
+    </w:p>
+    <w:p>
+      <w:pPr>
+        <w:pStyle w:val="ListBullet"/>
+      </w:pPr>
+      <w:r>
+        <w:t>**基本信息：** 申请编号、学生信息、提交时间、当前状态</w:t>
+      </w:r>
+    </w:p>
+    <w:p>
+      <w:pPr>
+        <w:pStyle w:val="ListBullet"/>
+      </w:pPr>
+      <w:r>
+        <w:t>**申请内容：** 离校原因、计划离校日期</w:t>
+      </w:r>
+    </w:p>
+    <w:p>
+      <w:pPr>
+        <w:pStyle w:val="ListBullet"/>
+      </w:pPr>
+      <w:r>
+        <w:t>**完整审批记录：**</w:t>
+      </w:r>
+    </w:p>
+    <w:p>
+      <w:pPr>
+        <w:pStyle w:val="ListBullet"/>
+      </w:pPr>
+      <w:r>
+        <w:t>宿管员审批（审批人、时间、结果、意见）</w:t>
+      </w:r>
+    </w:p>
+    <w:p>
+      <w:pPr>
+        <w:pStyle w:val="ListBullet"/>
+      </w:pPr>
+      <w:r>
+        <w:t>辅导员审批（审批人、时间、结果、意见）</w:t>
+      </w:r>
+    </w:p>
+    <w:p>
+      <w:pPr>
+        <w:pStyle w:val="ListBullet"/>
+      </w:pPr>
+      <w:r>
+        <w:t>**操作按钮：** 返回列表、导出记录</w:t>
+      </w:r>
+    </w:p>
+    <w:p/>
+    <w:p>
+      <w:pPr>
+        <w:pStyle w:val="Heading3"/>
+        <w:jc w:val="left"/>
+      </w:pPr>
+      <w:r>
+        <w:t>4. 查询审批记录</w:t>
+      </w:r>
+    </w:p>
+    <w:p/>
+    <w:p>
+      <w:r>
+        <w:rPr>
+          <w:b/>
+        </w:rPr>
+        <w:t>操作步骤：</w:t>
+      </w:r>
+    </w:p>
+    <w:p/>
+    <w:p>
+      <w:pPr>
+        <w:pStyle w:val="ListBullet"/>
+      </w:pPr>
+      <w:r>
+        <w:t>点击【审批记录】菜单</w:t>
+      </w:r>
+    </w:p>
+    <w:p>
+      <w:pPr>
+        <w:pStyle w:val="ListBullet"/>
+      </w:pPr>
+      <w:r>
+        <w:t>查看所有审批记录</w:t>
+      </w:r>
+    </w:p>
+    <w:p>
+      <w:pPr>
+        <w:pStyle w:val="ListBullet"/>
+      </w:pPr>
+      <w:r>
+        <w:t>可按条件筛选：</w:t>
+      </w:r>
+    </w:p>
+    <w:p>
+      <w:pPr>
+        <w:pStyle w:val="ListBullet"/>
+      </w:pPr>
+      <w:r>
+        <w:t>审批人：宿管员/辅导员</w:t>
+      </w:r>
+    </w:p>
+    <w:p>
+      <w:pPr>
+        <w:pStyle w:val="ListBullet"/>
+      </w:pPr>
+      <w:r>
+        <w:t>审批结果：通过/驳回/全部</w:t>
+      </w:r>
+    </w:p>
+    <w:p>
+      <w:pPr>
+        <w:pStyle w:val="ListBullet"/>
+      </w:pPr>
+      <w:r>
+        <w:t>时间范围：选择日期区间</w:t>
+      </w:r>
+    </w:p>
+    <w:p>
+      <w:pPr>
+        <w:pStyle w:val="ListBullet"/>
+      </w:pPr>
+      <w:r>
+        <w:t>楼栋/学院：按组织筛选</w:t>
+      </w:r>
+    </w:p>
+    <w:p/>
+    <w:p>
+      <w:r>
+        <w:rPr>
+          <w:b/>
+        </w:rPr>
+        <w:t>界面说明：</w:t>
+      </w:r>
+    </w:p>
+    <w:p/>
+    <w:p>
+      <w:r>
+        <w:rPr>
+          <w:i/>
+          <w:color w:val="FF0000"/>
+        </w:rPr>
+        <w:t>[截图占位符: 管理员审批记录]</w:t>
+      </w:r>
+    </w:p>
+    <w:p>
+      <w:r>
+        <w:rPr>
+          <w:color w:val="808080"/>
+          <w:sz w:val="18"/>
+        </w:rPr>
+        <w:t>图片路径: screenshots/admin-approval-history.png</w:t>
+      </w:r>
+    </w:p>
+    <w:p/>
+    <w:p>
+      <w:r/>
+      <w:r>
+        <w:rPr>
+          <w:i/>
+        </w:rPr>
+        <w:t>图18：管理员审批记录页面</w:t>
+      </w:r>
+      <w:r/>
+    </w:p>
+    <w:p/>
+    <w:p>
+      <w:r>
+        <w:rPr>
+          <w:b/>
+        </w:rPr>
+        <w:t>记录信息：</w:t>
+      </w:r>
+    </w:p>
+    <w:p>
+      <w:pPr>
+        <w:pStyle w:val="ListBullet"/>
+      </w:pPr>
+      <w:r>
+        <w:t>申请编号</w:t>
+      </w:r>
+    </w:p>
+    <w:p>
+      <w:pPr>
+        <w:pStyle w:val="ListBullet"/>
+      </w:pPr>
+      <w:r>
+        <w:t>学生姓名</w:t>
+      </w:r>
+    </w:p>
+    <w:p>
+      <w:pPr>
+        <w:pStyle w:val="ListBullet"/>
+      </w:pPr>
+      <w:r>
+        <w:t>审批人姓名</w:t>
+      </w:r>
+    </w:p>
+    <w:p>
+      <w:pPr>
+        <w:pStyle w:val="ListBullet"/>
+      </w:pPr>
+      <w:r>
+        <w:t>审批步骤（宿管员/辅导员）</w:t>
+      </w:r>
+    </w:p>
+    <w:p>
+      <w:pPr>
+        <w:pStyle w:val="ListBullet"/>
+      </w:pPr>
+      <w:r>
+        <w:t>审批结果</w:t>
+      </w:r>
+    </w:p>
+    <w:p>
+      <w:pPr>
+        <w:pStyle w:val="ListBullet"/>
+      </w:pPr>
+      <w:r>
+        <w:t>审批时间</w:t>
+      </w:r>
+    </w:p>
+    <w:p>
+      <w:pPr>
+        <w:pStyle w:val="ListBullet"/>
+      </w:pPr>
+      <w:r>
+        <w:t>审批意见</w:t>
+      </w:r>
+    </w:p>
+    <w:p/>
+    <w:p>
+      <w:pPr>
+        <w:pStyle w:val="Heading3"/>
+        <w:jc w:val="left"/>
+      </w:pPr>
+      <w:r>
+        <w:t>5. 导出统计报表</w:t>
+      </w:r>
+    </w:p>
+    <w:p/>
+    <w:p>
+      <w:r>
+        <w:rPr>
+          <w:b/>
+        </w:rPr>
+        <w:t>操作步骤：</w:t>
+      </w:r>
+    </w:p>
+    <w:p/>
+    <w:p>
+      <w:pPr>
+        <w:pStyle w:val="ListBullet"/>
+      </w:pPr>
+      <w:r>
+        <w:t>在申请列表或审批记录页面</w:t>
+      </w:r>
+    </w:p>
+    <w:p>
+      <w:pPr>
+        <w:pStyle w:val="ListBullet"/>
+      </w:pPr>
+      <w:r>
+        <w:t>设置筛选条件</w:t>
+      </w:r>
+    </w:p>
+    <w:p>
+      <w:pPr>
+        <w:pStyle w:val="ListBullet"/>
+      </w:pPr>
+      <w:r>
+        <w:t>点击【导出报表】按钮</w:t>
+      </w:r>
+    </w:p>
+    <w:p>
+      <w:pPr>
+        <w:pStyle w:val="ListBullet"/>
+      </w:pPr>
+      <w:r>
+        <w:t>选择导出格式（Excel/CSV）</w:t>
+      </w:r>
+    </w:p>
+    <w:p>
+      <w:pPr>
+        <w:pStyle w:val="ListBullet"/>
+      </w:pPr>
+      <w:r>
+        <w:t>下载统计报表</w:t>
+      </w:r>
+    </w:p>
+    <w:p/>
+    <w:p>
+      <w:r>
+        <w:rPr>
+          <w:b/>
+        </w:rPr>
+        <w:t>报表内容：</w:t>
+      </w:r>
+    </w:p>
+    <w:p>
+      <w:pPr>
+        <w:pStyle w:val="ListBullet"/>
+      </w:pPr>
+      <w:r>
+        <w:t>申请统计数据</w:t>
+      </w:r>
+    </w:p>
+    <w:p>
+      <w:pPr>
+        <w:pStyle w:val="ListBullet"/>
+      </w:pPr>
+      <w:r>
+        <w:t>审批通过率</w:t>
+      </w:r>
+    </w:p>
+    <w:p>
+      <w:pPr>
+        <w:pStyle w:val="ListBullet"/>
+      </w:pPr>
+      <w:r>
+        <w:t>各学院/楼栋分布</w:t>
+      </w:r>
+    </w:p>
+    <w:p>
+      <w:pPr>
+        <w:pStyle w:val="ListBullet"/>
+      </w:pPr>
+      <w:r>
+        <w:t>审批时效统计</w:t>
+      </w:r>
+    </w:p>
+    <w:p/>
+    <w:p>
+      <w:pPr>
+        <w:pStyle w:val="Heading3"/>
+        <w:jc w:val="left"/>
+      </w:pPr>
+      <w:r>
+        <w:t>6. 权限说明</w:t>
+      </w:r>
+    </w:p>
+    <w:p/>
+    <w:p>
+      <w:r>
+        <w:rPr>
+          <w:b/>
+        </w:rPr>
+        <w:t>管理员权限：</w:t>
+      </w:r>
+    </w:p>
+    <w:p>
+      <w:pPr>
+        <w:pStyle w:val="ListBullet"/>
+      </w:pPr>
+      <w:r>
+        <w:t>✓ 查看所有学生的离校申请</w:t>
+      </w:r>
+    </w:p>
+    <w:p>
+      <w:pPr>
+        <w:pStyle w:val="ListBullet"/>
+      </w:pPr>
+      <w:r>
+        <w:t>✓ 查看所有审批记录</w:t>
+      </w:r>
+    </w:p>
+    <w:p>
+      <w:pPr>
+        <w:pStyle w:val="ListBullet"/>
+      </w:pPr>
+      <w:r>
+        <w:t>✓ 导出统计报表</w:t>
+      </w:r>
+    </w:p>
+    <w:p>
+      <w:pPr>
+        <w:pStyle w:val="ListBullet"/>
+      </w:pPr>
+      <w:r>
+        <w:t>✓ 查看系统运行状态</w:t>
+      </w:r>
+    </w:p>
+    <w:p>
+      <w:pPr>
+        <w:pStyle w:val="ListBullet"/>
+      </w:pPr>
+      <w:r>
+        <w:t>✗ 不能直接审批申请（审批权限在宿管员和辅导员）</w:t>
+      </w:r>
+    </w:p>
+    <w:p>
+      <w:pPr>
+        <w:pStyle w:val="ListBullet"/>
+      </w:pPr>
+      <w:r>
+        <w:t>✗ 不能修改或删除申请</w:t>
+      </w:r>
+    </w:p>
+    <w:p/>
+    <w:p>
+      <w:r>
+        <w:rPr>
+          <w:b/>
+        </w:rPr>
+        <w:t>注意事项：</w:t>
+      </w:r>
+    </w:p>
+    <w:p>
+      <w:pPr>
+        <w:pStyle w:val="ListBullet"/>
+      </w:pPr>
+      <w:r>
+        <w:t>管理员主要用于数据查询和存档</w:t>
+      </w:r>
+    </w:p>
+    <w:p>
+      <w:pPr>
+        <w:pStyle w:val="ListBullet"/>
+      </w:pPr>
+      <w:r>
+        <w:t>不参与具体的审批流程</w:t>
+      </w:r>
+    </w:p>
+    <w:p>
+      <w:pPr>
+        <w:pStyle w:val="ListBullet"/>
+      </w:pPr>
+      <w:r>
+        <w:t>可以查看所有数据用于统计分析</w:t>
+      </w:r>
+    </w:p>
+    <w:p/>
+    <w:p>
+      <w:r>
+        <w:t>__________________________________________________</w:t>
+      </w:r>
+    </w:p>
+    <w:p/>
+    <w:p>
+      <w:pPr>
+        <w:pStyle w:val="Heading2"/>
+        <w:jc w:val="left"/>
+      </w:pPr>
+      <w:r>
+        <w:t>常见问题（管理员）</w:t>
+      </w:r>
+    </w:p>
+    <w:p/>
+    <w:p>
+      <w:r>
+        <w:rPr>
+          <w:b/>
+        </w:rPr>
+        <w:t>Q1：如何查看某个学院的所有申请？</w:t>
+      </w:r>
+    </w:p>
+    <w:p/>
+    <w:p>
+      <w:r>
+        <w:t>A1：在申请列表页面，使用学院筛选条件，选择目标学院即可。</w:t>
+      </w:r>
+    </w:p>
+    <w:p/>
+    <w:p>
+      <w:r>
+        <w:rPr>
+          <w:b/>
+        </w:rPr>
+        <w:t>Q2：如何统计审批通过率？</w:t>
+      </w:r>
+    </w:p>
+    <w:p/>
+    <w:p>
+      <w:r>
+        <w:t>A2：使用导出报表功能，设置时间范围，导出Excel文件后可查看统计数据。</w:t>
+      </w:r>
+    </w:p>
+    <w:p/>
+    <w:p>
+      <w:r>
+        <w:rPr>
+          <w:b/>
+        </w:rPr>
+        <w:t>Q3：管理员可以直接审批吗？</w:t>
+      </w:r>
+    </w:p>
+    <w:p/>
+    <w:p>
+      <w:r>
+        <w:t>A3：不可以。管理员只有查询权限，审批由宿管员和辅导员完成。</w:t>
+      </w:r>
+    </w:p>
+    <w:p/>
+    <w:p>
+      <w:r>
+        <w:rPr>
+          <w:b/>
+        </w:rPr>
+        <w:t>Q4：如何查看某个时间段的所有申请？</w:t>
+      </w:r>
+    </w:p>
+    <w:p/>
+    <w:p>
+      <w:r>
+        <w:t>A4：使用时间筛选功能，设置开始日期和结束日期即可。</w:t>
+      </w:r>
+    </w:p>
+    <w:p/>
+    <w:p>
+      <w:r>
+        <w:rPr>
+          <w:b/>
+        </w:rPr>
+        <w:t>Q5：导出的报表包含哪些内容？</w:t>
+      </w:r>
+    </w:p>
+    <w:p/>
+    <w:p>
+      <w:r>
+        <w:t>A5：包含申请基本信息、审批记录、统计数据（通过率、平均审批时长等）。</w:t>
+      </w:r>
+    </w:p>
+    <w:p/>
+    <w:p>
+      <w:r>
+        <w:t>__________________________________________________</w:t>
+      </w:r>
+    </w:p>
+    <w:p/>
+    <w:p>
+      <w:r/>
+      <w:r>
+        <w:rPr>
+          <w:b/>
+        </w:rPr>
+        <w:t>文档更新：</w:t>
+      </w:r>
+      <w:r>
+        <w:t xml:space="preserve"> 2026-06-07  </w:t>
+      </w:r>
+    </w:p>
+    <w:p>
+      <w:r/>
+      <w:r>
+        <w:rPr>
+          <w:b/>
+        </w:rPr>
+        <w:t>新增内容：</w:t>
+      </w:r>
+      <w:r>
+        <w:t xml:space="preserve"> 管理员操作指南、4个角色流程示意图</w:t>
+      </w:r>
+    </w:p>
+    <w:p/>
     <w:p/>
     <w:p>
       <w:r>
